--- a/docs/proofsheets/ps-quadraticformula.docx
+++ b/docs/proofsheets/ps-quadraticformula.docx
@@ -52,7 +52,7 @@
         </w:rPr>
         <w:t xml:space="preserve"> </w:t>
       </w:r>
-      <w:hyperlink r:id="rId20">
+      <w:hyperlink r:id="rId9">
         <w:r>
           <w:rPr>
             <w:rStyle w:val="Hyperlink"/>
@@ -70,7 +70,7 @@
         <w:t xml:space="preserve">.</w:t>
       </w:r>
     </w:p>
-    <w:bookmarkStart w:id="26" w:name="proof-of-the-quadratic-formula"/>
+    <w:bookmarkStart w:id="15" w:name="proof-of-the-quadratic-formula"/>
     <w:p>
       <w:pPr>
         <w:pStyle w:val="Heading1"/>
@@ -89,7 +89,7 @@
       <w:r>
         <w:t xml:space="preserve"> </w:t>
       </w:r>
-      <w:hyperlink r:id="rId21">
+      <w:hyperlink r:id="rId10">
         <w:r>
           <w:rPr>
             <w:rStyle w:val="Hyperlink"/>
@@ -161,18 +161,18 @@
                 <wp:inline>
                   <wp:extent cx="152400" cy="152400"/>
                   <wp:effectExtent b="0" l="0" r="0" t="0"/>
-                  <wp:docPr descr="" title="" id="23" name="Picture"/>
+                  <wp:docPr descr="" title="" id="12" name="Picture"/>
                   <a:graphic>
                     <a:graphicData uri="http://schemas.openxmlformats.org/drawingml/2006/picture">
                       <pic:pic>
                         <pic:nvPicPr>
-                          <pic:cNvPr descr="/Applications/quarto/share/formats/docx/note.png" id="24" name="Picture"/>
+                          <pic:cNvPr descr="/Applications/quarto/share/formats/docx/note.png" id="13" name="Picture"/>
                           <pic:cNvPicPr>
                             <a:picLocks noChangeArrowheads="1" noChangeAspect="1"/>
                           </pic:cNvPicPr>
                         </pic:nvPicPr>
                         <pic:blipFill>
-                          <a:blip r:embed="rId22"/>
+                          <a:blip r:embed="rId11"/>
                           <a:stretch>
                             <a:fillRect/>
                           </a:stretch>
@@ -405,14 +405,45 @@
               <w:t xml:space="preserve"> </w:t>
             </w:r>
             <m:oMath>
-              <m:d>
-                <m:dPr>
-                  <m:begChr m:val="("/>
-                  <m:sepChr m:val=""/>
-                  <m:endChr m:val=")"/>
-                  <m:grow/>
-                </m:dPr>
+              <m:r>
+                <m:rPr>
+                  <m:sty m:val="p"/>
+                </m:rPr>
+                <m:t>(</m:t>
+              </m:r>
+              <m:r>
+                <m:rPr>
+                  <m:sty m:val="p"/>
+                </m:rPr>
+                <m:t>−</m:t>
+              </m:r>
+              <m:r>
+                <m:t>b</m:t>
+              </m:r>
+              <m:r>
+                <m:rPr>
+                  <m:sty m:val="p"/>
+                </m:rPr>
+                <m:t>+</m:t>
+              </m:r>
+              <m:rad>
+                <m:radPr>
+                  <m:degHide m:val="on"/>
+                </m:radPr>
+                <m:deg/>
                 <m:e>
+                  <m:sSup>
+                    <m:e>
+                      <m:r>
+                        <m:t>b</m:t>
+                      </m:r>
+                    </m:e>
+                    <m:sup>
+                      <m:r>
+                        <m:t>2</m:t>
+                      </m:r>
+                    </m:sup>
+                  </m:sSup>
                   <m:r>
                     <m:rPr>
                       <m:sty m:val="p"/>
@@ -420,51 +451,22 @@
                     <m:t>−</m:t>
                   </m:r>
                   <m:r>
-                    <m:t>b</m:t>
+                    <m:t>4</m:t>
                   </m:r>
                   <m:r>
-                    <m:rPr>
-                      <m:sty m:val="p"/>
-                    </m:rPr>
-                    <m:t>+</m:t>
+                    <m:t>a</m:t>
                   </m:r>
-                  <m:rad>
-                    <m:radPr>
-                      <m:degHide m:val="on"/>
-                    </m:radPr>
-                    <m:deg/>
-                    <m:e>
-                      <m:sSup>
-                        <m:e>
-                          <m:r>
-                            <m:t>b</m:t>
-                          </m:r>
-                        </m:e>
-                        <m:sup>
-                          <m:r>
-                            <m:t>2</m:t>
-                          </m:r>
-                        </m:sup>
-                      </m:sSup>
-                      <m:r>
-                        <m:rPr>
-                          <m:sty m:val="p"/>
-                        </m:rPr>
-                        <m:t>−</m:t>
-                      </m:r>
-                      <m:r>
-                        <m:t>4</m:t>
-                      </m:r>
-                      <m:r>
-                        <m:t>a</m:t>
-                      </m:r>
-                      <m:r>
-                        <m:t>c</m:t>
-                      </m:r>
-                    </m:e>
-                  </m:rad>
+                  <m:r>
+                    <m:t>c</m:t>
+                  </m:r>
                 </m:e>
-              </m:d>
+              </m:rad>
+              <m:r>
+                <m:rPr>
+                  <m:sty m:val="p"/>
+                </m:rPr>
+                <m:t>)</m:t>
+              </m:r>
               <m:r>
                 <m:rPr>
                   <m:sty m:val="p"/>
@@ -488,14 +490,45 @@
               <w:t xml:space="preserve"> </w:t>
             </w:r>
             <m:oMath>
-              <m:d>
-                <m:dPr>
-                  <m:begChr m:val="("/>
-                  <m:sepChr m:val=""/>
-                  <m:endChr m:val=")"/>
-                  <m:grow/>
-                </m:dPr>
+              <m:r>
+                <m:rPr>
+                  <m:sty m:val="p"/>
+                </m:rPr>
+                <m:t>(</m:t>
+              </m:r>
+              <m:r>
+                <m:rPr>
+                  <m:sty m:val="p"/>
+                </m:rPr>
+                <m:t>−</m:t>
+              </m:r>
+              <m:r>
+                <m:t>b</m:t>
+              </m:r>
+              <m:r>
+                <m:rPr>
+                  <m:sty m:val="p"/>
+                </m:rPr>
+                <m:t>−</m:t>
+              </m:r>
+              <m:rad>
+                <m:radPr>
+                  <m:degHide m:val="on"/>
+                </m:radPr>
+                <m:deg/>
                 <m:e>
+                  <m:sSup>
+                    <m:e>
+                      <m:r>
+                        <m:t>b</m:t>
+                      </m:r>
+                    </m:e>
+                    <m:sup>
+                      <m:r>
+                        <m:t>2</m:t>
+                      </m:r>
+                    </m:sup>
+                  </m:sSup>
                   <m:r>
                     <m:rPr>
                       <m:sty m:val="p"/>
@@ -503,51 +536,22 @@
                     <m:t>−</m:t>
                   </m:r>
                   <m:r>
-                    <m:t>b</m:t>
+                    <m:t>4</m:t>
                   </m:r>
                   <m:r>
-                    <m:rPr>
-                      <m:sty m:val="p"/>
-                    </m:rPr>
-                    <m:t>−</m:t>
+                    <m:t>a</m:t>
                   </m:r>
-                  <m:rad>
-                    <m:radPr>
-                      <m:degHide m:val="on"/>
-                    </m:radPr>
-                    <m:deg/>
-                    <m:e>
-                      <m:sSup>
-                        <m:e>
-                          <m:r>
-                            <m:t>b</m:t>
-                          </m:r>
-                        </m:e>
-                        <m:sup>
-                          <m:r>
-                            <m:t>2</m:t>
-                          </m:r>
-                        </m:sup>
-                      </m:sSup>
-                      <m:r>
-                        <m:rPr>
-                          <m:sty m:val="p"/>
-                        </m:rPr>
-                        <m:t>−</m:t>
-                      </m:r>
-                      <m:r>
-                        <m:t>4</m:t>
-                      </m:r>
-                      <m:r>
-                        <m:t>a</m:t>
-                      </m:r>
-                      <m:r>
-                        <m:t>c</m:t>
-                      </m:r>
-                    </m:e>
-                  </m:rad>
+                  <m:r>
+                    <m:t>c</m:t>
+                  </m:r>
                 </m:e>
-              </m:d>
+              </m:rad>
+              <m:r>
+                <m:rPr>
+                  <m:sty m:val="p"/>
+                </m:rPr>
+                <m:t>)</m:t>
+              </m:r>
               <m:r>
                 <m:rPr>
                   <m:sty m:val="p"/>
@@ -662,7 +666,7 @@
       <w:r>
         <w:t xml:space="preserve"> </w:t>
       </w:r>
-      <w:hyperlink r:id="rId20">
+      <w:hyperlink r:id="rId9">
         <w:r>
           <w:rPr>
             <w:rStyle w:val="Hyperlink"/>
@@ -677,7 +681,7 @@
         <w:t xml:space="preserve">for why this works.</w:t>
       </w:r>
     </w:p>
-    <w:bookmarkStart w:id="25" w:name="proof-of-the-quadratic-formula-1"/>
+    <w:bookmarkStart w:id="14" w:name="proof-of-the-quadratic-formula-1"/>
     <w:p>
       <w:pPr>
         <w:pStyle w:val="Heading2"/>
@@ -981,7 +985,7 @@
       <w:r>
         <w:t xml:space="preserve"> </w:t>
       </w:r>
-      <w:hyperlink r:id="rId20">
+      <w:hyperlink r:id="rId9">
         <w:r>
           <w:rPr>
             <w:rStyle w:val="Hyperlink"/>
@@ -1517,9 +1521,9 @@
         <w:t xml:space="preserve">as required.</w:t>
       </w:r>
     </w:p>
-    <w:bookmarkEnd w:id="25"/>
-    <w:bookmarkEnd w:id="26"/>
-    <w:bookmarkStart w:id="30" w:name="further-reading"/>
+    <w:bookmarkEnd w:id="14"/>
+    <w:bookmarkEnd w:id="15"/>
+    <w:bookmarkStart w:id="19" w:name="further-reading"/>
     <w:p>
       <w:pPr>
         <w:pStyle w:val="Heading1"/>
@@ -1532,7 +1536,7 @@
       <w:pPr>
         <w:pStyle w:val="FirstParagraph"/>
       </w:pPr>
-      <w:hyperlink r:id="rId21">
+      <w:hyperlink r:id="rId10">
         <w:r>
           <w:rPr>
             <w:rStyle w:val="Hyperlink"/>
@@ -1545,7 +1549,7 @@
       <w:pPr>
         <w:pStyle w:val="BodyText"/>
       </w:pPr>
-      <w:hyperlink r:id="rId27">
+      <w:hyperlink r:id="rId16">
         <w:r>
           <w:rPr>
             <w:rStyle w:val="Hyperlink"/>
@@ -1554,7 +1558,7 @@
         </w:r>
       </w:hyperlink>
     </w:p>
-    <w:bookmarkStart w:id="29" w:name="version-history-and-licensing"/>
+    <w:bookmarkStart w:id="18" w:name="version-history-and-licensing"/>
     <w:p>
       <w:pPr>
         <w:pStyle w:val="Heading2"/>
@@ -1575,7 +1579,7 @@
       <w:pPr>
         <w:pStyle w:val="BodyText"/>
       </w:pPr>
-      <w:hyperlink r:id="rId28">
+      <w:hyperlink r:id="rId17">
         <w:r>
           <w:rPr>
             <w:rStyle w:val="Hyperlink"/>
@@ -1584,8 +1588,8 @@
         </w:r>
       </w:hyperlink>
     </w:p>
-    <w:bookmarkEnd w:id="29"/>
-    <w:bookmarkEnd w:id="30"/>
+    <w:bookmarkEnd w:id="18"/>
+    <w:bookmarkEnd w:id="19"/>
     <w:sectPr>
       <w:pgSz w:h="15840" w:w="12240"/>
       <w:pgMar w:bottom="1440" w:footer="720" w:gutter="0" w:header="720" w:left="1440" w:right="1440" w:top="1440"/>
